--- a/flow/20230927_hours/drafts/2024-03-u/11.03.docx
+++ b/flow/20230927_hours/drafts/2024-03-u/11.03.docx
@@ -4522,23 +4522,81 @@
       </w:r>
     </w:p>
     <w:p>
-      <w:pPr>
-        <w:spacing w:line="240" w:lineRule="auto"/>
-        <w:rPr>
-          <w:rFonts w:ascii="Times New Roman" w:hAnsi="Times New Roman"/>
-          <w:i/>
-          <w:color w:val="FF0000"/>
-          <w:sz w:val="24"/>
-        </w:rPr>
-      </w:pPr>
-      <w:r>
-        <w:rPr>
-          <w:rFonts w:ascii="Times New Roman" w:hAnsi="Times New Roman"/>
-          <w:i/>
-          <w:color w:val="FF0000"/>
-          <w:sz w:val="24"/>
-        </w:rPr>
-        <w:t xml:space="preserve">Тропар </w:t>
+      <w:r>
+        <w:rPr>
+          <w:rFonts w:ascii="Times New Roman" w:hAnsi="Times New Roman"/>
+          <w:i/>
+          <w:color w:val="FF0000"/>
+          <w:sz w:val="24"/>
+        </w:rPr>
+        <w:t>Тропар (г. 8):</w:t>
+      </w:r>
+      <w:r>
+        <w:rPr>
+          <w:rFonts w:ascii="Times New Roman" w:hAnsi="Times New Roman"/>
+          <w:sz w:val="24"/>
+        </w:rPr>
+        <w:t xml:space="preserve"> Православ’я наставнику, благочестя і чистоти вчителю,</w:t>
+      </w:r>
+      <w:r>
+        <w:rPr>
+          <w:rFonts w:ascii="Times New Roman" w:hAnsi="Times New Roman"/>
+          <w:sz w:val="24"/>
+          <w:highlight w:val="white"/>
+        </w:rPr>
+        <w:t>*</w:t>
+      </w:r>
+      <w:r>
+        <w:rPr>
+          <w:rFonts w:ascii="Times New Roman" w:hAnsi="Times New Roman"/>
+          <w:sz w:val="24"/>
+        </w:rPr>
+        <w:t xml:space="preserve"> вселенної світильнику, архиєреїв окрасо богонатхнена,</w:t>
+      </w:r>
+      <w:r>
+        <w:rPr>
+          <w:rFonts w:ascii="Times New Roman" w:hAnsi="Times New Roman"/>
+          <w:sz w:val="24"/>
+          <w:highlight w:val="white"/>
+        </w:rPr>
+        <w:t>*</w:t>
+      </w:r>
+      <w:r>
+        <w:rPr>
+          <w:rFonts w:ascii="Times New Roman" w:hAnsi="Times New Roman"/>
+          <w:sz w:val="24"/>
+        </w:rPr>
+        <w:t xml:space="preserve"> Софроніє премудрий, вченнями твоїми всіх просвітив єси,</w:t>
+      </w:r>
+      <w:r>
+        <w:rPr>
+          <w:rFonts w:ascii="Times New Roman" w:hAnsi="Times New Roman"/>
+          <w:sz w:val="24"/>
+          <w:highlight w:val="white"/>
+        </w:rPr>
+        <w:t>*</w:t>
+      </w:r>
+      <w:r>
+        <w:rPr>
+          <w:rFonts w:ascii="Times New Roman" w:hAnsi="Times New Roman"/>
+          <w:sz w:val="24"/>
+        </w:rPr>
+        <w:t xml:space="preserve"> трубо духовна, моли Христа Бога,</w:t>
+      </w:r>
+      <w:r>
+        <w:rPr>
+          <w:rFonts w:ascii="Times New Roman" w:hAnsi="Times New Roman"/>
+          <w:sz w:val="24"/>
+          <w:highlight w:val="white"/>
+        </w:rPr>
+        <w:t>*</w:t>
+      </w:r>
+      <w:r>
+        <w:rPr>
+          <w:rFonts w:ascii="Times New Roman" w:hAnsi="Times New Roman"/>
+          <w:sz w:val="24"/>
+        </w:rPr>
+        <w:t xml:space="preserve"> щоб спаслися душі наші.</w:t>
       </w:r>
     </w:p>
     <w:p>
@@ -4948,23 +5006,150 @@
       </w:r>
     </w:p>
     <w:p>
-      <w:pPr>
-        <w:spacing w:line="240" w:lineRule="auto"/>
-        <w:rPr>
-          <w:rFonts w:ascii="Times New Roman" w:hAnsi="Times New Roman"/>
-          <w:i/>
-          <w:color w:val="FF0000"/>
-          <w:sz w:val="24"/>
-        </w:rPr>
-      </w:pPr>
-      <w:r>
-        <w:rPr>
-          <w:rFonts w:ascii="Times New Roman" w:hAnsi="Times New Roman"/>
-          <w:i/>
-          <w:color w:val="FF0000"/>
-          <w:sz w:val="24"/>
-        </w:rPr>
-        <w:t xml:space="preserve">Кондак </w:t>
+      <w:r>
+        <w:rPr>
+          <w:rFonts w:ascii="Times New Roman" w:hAnsi="Times New Roman"/>
+          <w:i/>
+          <w:color w:val="FF0000"/>
+          <w:sz w:val="24"/>
+        </w:rPr>
+        <w:t>Конда</w:t>
+      </w:r>
+      <w:r>
+        <w:rPr>
+          <w:rFonts w:ascii="Times New Roman" w:hAnsi="Times New Roman"/>
+          <w:i/>
+          <w:color w:val="FF0000"/>
+          <w:sz w:val="24"/>
+        </w:rPr>
+        <w:t xml:space="preserve">к (г. 8): </w:t>
+      </w:r>
+      <w:r>
+        <w:rPr>
+          <w:rFonts w:ascii="Times New Roman" w:hAnsi="Times New Roman"/>
+          <w:sz w:val="24"/>
+        </w:rPr>
+        <w:t>Божественною ревністю захопившись</w:t>
+      </w:r>
+      <w:r>
+        <w:rPr>
+          <w:rFonts w:ascii="Times New Roman" w:hAnsi="Times New Roman"/>
+          <w:sz w:val="24"/>
+          <w:highlight w:val="white"/>
+        </w:rPr>
+        <w:t>*</w:t>
+      </w:r>
+      <w:r>
+        <w:rPr>
+          <w:rFonts w:ascii="Times New Roman" w:hAnsi="Times New Roman"/>
+          <w:sz w:val="24"/>
+        </w:rPr>
+        <w:t xml:space="preserve"> і в істинних повеліннях уста отворивши,</w:t>
+      </w:r>
+      <w:r>
+        <w:rPr>
+          <w:rFonts w:ascii="Times New Roman" w:hAnsi="Times New Roman"/>
+          <w:sz w:val="24"/>
+          <w:highlight w:val="white"/>
+        </w:rPr>
+        <w:t>*</w:t>
+      </w:r>
+      <w:r>
+        <w:rPr>
+          <w:rFonts w:ascii="Times New Roman" w:hAnsi="Times New Roman"/>
+          <w:sz w:val="24"/>
+        </w:rPr>
+        <w:t xml:space="preserve"> основи церковні благоузаконив ти</w:t>
+      </w:r>
+      <w:r>
+        <w:rPr>
+          <w:rFonts w:ascii="Times New Roman" w:hAnsi="Times New Roman"/>
+          <w:sz w:val="24"/>
+          <w:highlight w:val="white"/>
+        </w:rPr>
+        <w:t>*</w:t>
+      </w:r>
+      <w:r>
+        <w:rPr>
+          <w:rFonts w:ascii="Times New Roman" w:hAnsi="Times New Roman"/>
+          <w:sz w:val="24"/>
+        </w:rPr>
+        <w:t xml:space="preserve"> і присутнім з тобою монашим особистостям передав,</w:t>
+      </w:r>
+      <w:r>
+        <w:rPr>
+          <w:rFonts w:ascii="Times New Roman" w:hAnsi="Times New Roman"/>
+          <w:sz w:val="24"/>
+          <w:highlight w:val="white"/>
+        </w:rPr>
+        <w:t>*</w:t>
+      </w:r>
+      <w:r>
+        <w:rPr>
+          <w:rFonts w:ascii="Times New Roman" w:hAnsi="Times New Roman"/>
+          <w:sz w:val="24"/>
+        </w:rPr>
+        <w:t xml:space="preserve"> премудрий серед патріархів,</w:t>
+      </w:r>
+      <w:r>
+        <w:rPr>
+          <w:rFonts w:ascii="Times New Roman" w:hAnsi="Times New Roman"/>
+          <w:sz w:val="24"/>
+          <w:highlight w:val="white"/>
+        </w:rPr>
+        <w:t>*</w:t>
+      </w:r>
+      <w:r>
+        <w:rPr>
+          <w:rFonts w:ascii="Times New Roman" w:hAnsi="Times New Roman"/>
+          <w:sz w:val="24"/>
+        </w:rPr>
+        <w:t xml:space="preserve"> Софроніє єрусалимський,</w:t>
+      </w:r>
+      <w:r>
+        <w:rPr>
+          <w:rFonts w:ascii="Times New Roman" w:hAnsi="Times New Roman"/>
+          <w:sz w:val="24"/>
+          <w:highlight w:val="white"/>
+        </w:rPr>
+        <w:t>*</w:t>
+      </w:r>
+      <w:r>
+        <w:rPr>
+          <w:rFonts w:ascii="Times New Roman" w:hAnsi="Times New Roman"/>
+          <w:sz w:val="24"/>
+        </w:rPr>
+        <w:t xml:space="preserve"> всемудрі слова по світу поширив ти.</w:t>
+      </w:r>
+      <w:r>
+        <w:rPr>
+          <w:rFonts w:ascii="Times New Roman" w:hAnsi="Times New Roman"/>
+          <w:sz w:val="24"/>
+          <w:highlight w:val="white"/>
+        </w:rPr>
+        <w:t>*</w:t>
+      </w:r>
+      <w:r>
+        <w:rPr>
+          <w:rFonts w:ascii="Times New Roman" w:hAnsi="Times New Roman"/>
+          <w:sz w:val="24"/>
+        </w:rPr>
+        <w:t xml:space="preserve"> Ними ж напоумлені співаємо тобі:</w:t>
+      </w:r>
+      <w:r>
+        <w:rPr>
+          <w:rFonts w:ascii="Times New Roman" w:hAnsi="Times New Roman"/>
+          <w:sz w:val="24"/>
+          <w:highlight w:val="white"/>
+        </w:rPr>
+        <w:t>*</w:t>
+      </w:r>
+      <w:r>
+        <w:rPr>
+          <w:rFonts w:ascii="Times New Roman" w:hAnsi="Times New Roman"/>
+          <w:sz w:val="24"/>
+        </w:rPr>
+        <w:t xml:space="preserve"> «Радуйся світла православних похвало».</w:t>
       </w:r>
     </w:p>
     <w:p>
@@ -10172,23 +10357,81 @@
       </w:r>
     </w:p>
     <w:p>
-      <w:pPr>
-        <w:spacing w:line="240" w:lineRule="auto"/>
-        <w:rPr>
-          <w:rFonts w:ascii="Times New Roman" w:hAnsi="Times New Roman"/>
-          <w:i/>
-          <w:color w:val="FF0000"/>
-          <w:sz w:val="24"/>
-        </w:rPr>
-      </w:pPr>
-      <w:r>
-        <w:rPr>
-          <w:rFonts w:ascii="Times New Roman" w:hAnsi="Times New Roman"/>
-          <w:i/>
-          <w:color w:val="FF0000"/>
-          <w:sz w:val="24"/>
-        </w:rPr>
-        <w:t xml:space="preserve">Тропар </w:t>
+      <w:r>
+        <w:rPr>
+          <w:rFonts w:ascii="Times New Roman" w:hAnsi="Times New Roman"/>
+          <w:i/>
+          <w:color w:val="FF0000"/>
+          <w:sz w:val="24"/>
+        </w:rPr>
+        <w:t>Тропар (г. 8):</w:t>
+      </w:r>
+      <w:r>
+        <w:rPr>
+          <w:rFonts w:ascii="Times New Roman" w:hAnsi="Times New Roman"/>
+          <w:sz w:val="24"/>
+        </w:rPr>
+        <w:t xml:space="preserve"> Православ’я наставнику, благочестя і чистоти вчителю,</w:t>
+      </w:r>
+      <w:r>
+        <w:rPr>
+          <w:rFonts w:ascii="Times New Roman" w:hAnsi="Times New Roman"/>
+          <w:sz w:val="24"/>
+          <w:highlight w:val="white"/>
+        </w:rPr>
+        <w:t>*</w:t>
+      </w:r>
+      <w:r>
+        <w:rPr>
+          <w:rFonts w:ascii="Times New Roman" w:hAnsi="Times New Roman"/>
+          <w:sz w:val="24"/>
+        </w:rPr>
+        <w:t xml:space="preserve"> вселенної світильнику, архиєреїв окрасо богонатхнена,</w:t>
+      </w:r>
+      <w:r>
+        <w:rPr>
+          <w:rFonts w:ascii="Times New Roman" w:hAnsi="Times New Roman"/>
+          <w:sz w:val="24"/>
+          <w:highlight w:val="white"/>
+        </w:rPr>
+        <w:t>*</w:t>
+      </w:r>
+      <w:r>
+        <w:rPr>
+          <w:rFonts w:ascii="Times New Roman" w:hAnsi="Times New Roman"/>
+          <w:sz w:val="24"/>
+        </w:rPr>
+        <w:t xml:space="preserve"> Софроніє премудрий, вченнями твоїми всіх просвітив єси,</w:t>
+      </w:r>
+      <w:r>
+        <w:rPr>
+          <w:rFonts w:ascii="Times New Roman" w:hAnsi="Times New Roman"/>
+          <w:sz w:val="24"/>
+          <w:highlight w:val="white"/>
+        </w:rPr>
+        <w:t>*</w:t>
+      </w:r>
+      <w:r>
+        <w:rPr>
+          <w:rFonts w:ascii="Times New Roman" w:hAnsi="Times New Roman"/>
+          <w:sz w:val="24"/>
+        </w:rPr>
+        <w:t xml:space="preserve"> трубо духовна, моли Христа Бога,</w:t>
+      </w:r>
+      <w:r>
+        <w:rPr>
+          <w:rFonts w:ascii="Times New Roman" w:hAnsi="Times New Roman"/>
+          <w:sz w:val="24"/>
+          <w:highlight w:val="white"/>
+        </w:rPr>
+        <w:t>*</w:t>
+      </w:r>
+      <w:r>
+        <w:rPr>
+          <w:rFonts w:ascii="Times New Roman" w:hAnsi="Times New Roman"/>
+          <w:sz w:val="24"/>
+        </w:rPr>
+        <w:t xml:space="preserve"> щоб спаслися душі наші.</w:t>
       </w:r>
     </w:p>
     <w:p>
@@ -10662,23 +10905,150 @@
       </w:r>
     </w:p>
     <w:p>
-      <w:pPr>
-        <w:spacing w:line="240" w:lineRule="auto"/>
-        <w:rPr>
-          <w:rFonts w:ascii="Times New Roman" w:hAnsi="Times New Roman"/>
-          <w:i/>
-          <w:color w:val="FF0000"/>
-          <w:sz w:val="24"/>
-        </w:rPr>
-      </w:pPr>
-      <w:r>
-        <w:rPr>
-          <w:rFonts w:ascii="Times New Roman" w:hAnsi="Times New Roman"/>
-          <w:i/>
-          <w:color w:val="FF0000"/>
-          <w:sz w:val="24"/>
-        </w:rPr>
-        <w:t xml:space="preserve">Кондак </w:t>
+      <w:r>
+        <w:rPr>
+          <w:rFonts w:ascii="Times New Roman" w:hAnsi="Times New Roman"/>
+          <w:i/>
+          <w:color w:val="FF0000"/>
+          <w:sz w:val="24"/>
+        </w:rPr>
+        <w:t>Конда</w:t>
+      </w:r>
+      <w:r>
+        <w:rPr>
+          <w:rFonts w:ascii="Times New Roman" w:hAnsi="Times New Roman"/>
+          <w:i/>
+          <w:color w:val="FF0000"/>
+          <w:sz w:val="24"/>
+        </w:rPr>
+        <w:t xml:space="preserve">к (г. 8): </w:t>
+      </w:r>
+      <w:r>
+        <w:rPr>
+          <w:rFonts w:ascii="Times New Roman" w:hAnsi="Times New Roman"/>
+          <w:sz w:val="24"/>
+        </w:rPr>
+        <w:t>Божественною ревністю захопившись</w:t>
+      </w:r>
+      <w:r>
+        <w:rPr>
+          <w:rFonts w:ascii="Times New Roman" w:hAnsi="Times New Roman"/>
+          <w:sz w:val="24"/>
+          <w:highlight w:val="white"/>
+        </w:rPr>
+        <w:t>*</w:t>
+      </w:r>
+      <w:r>
+        <w:rPr>
+          <w:rFonts w:ascii="Times New Roman" w:hAnsi="Times New Roman"/>
+          <w:sz w:val="24"/>
+        </w:rPr>
+        <w:t xml:space="preserve"> і в істинних повеліннях уста отворивши,</w:t>
+      </w:r>
+      <w:r>
+        <w:rPr>
+          <w:rFonts w:ascii="Times New Roman" w:hAnsi="Times New Roman"/>
+          <w:sz w:val="24"/>
+          <w:highlight w:val="white"/>
+        </w:rPr>
+        <w:t>*</w:t>
+      </w:r>
+      <w:r>
+        <w:rPr>
+          <w:rFonts w:ascii="Times New Roman" w:hAnsi="Times New Roman"/>
+          <w:sz w:val="24"/>
+        </w:rPr>
+        <w:t xml:space="preserve"> основи церковні благоузаконив ти</w:t>
+      </w:r>
+      <w:r>
+        <w:rPr>
+          <w:rFonts w:ascii="Times New Roman" w:hAnsi="Times New Roman"/>
+          <w:sz w:val="24"/>
+          <w:highlight w:val="white"/>
+        </w:rPr>
+        <w:t>*</w:t>
+      </w:r>
+      <w:r>
+        <w:rPr>
+          <w:rFonts w:ascii="Times New Roman" w:hAnsi="Times New Roman"/>
+          <w:sz w:val="24"/>
+        </w:rPr>
+        <w:t xml:space="preserve"> і присутнім з тобою монашим особистостям передав,</w:t>
+      </w:r>
+      <w:r>
+        <w:rPr>
+          <w:rFonts w:ascii="Times New Roman" w:hAnsi="Times New Roman"/>
+          <w:sz w:val="24"/>
+          <w:highlight w:val="white"/>
+        </w:rPr>
+        <w:t>*</w:t>
+      </w:r>
+      <w:r>
+        <w:rPr>
+          <w:rFonts w:ascii="Times New Roman" w:hAnsi="Times New Roman"/>
+          <w:sz w:val="24"/>
+        </w:rPr>
+        <w:t xml:space="preserve"> премудрий серед патріархів,</w:t>
+      </w:r>
+      <w:r>
+        <w:rPr>
+          <w:rFonts w:ascii="Times New Roman" w:hAnsi="Times New Roman"/>
+          <w:sz w:val="24"/>
+          <w:highlight w:val="white"/>
+        </w:rPr>
+        <w:t>*</w:t>
+      </w:r>
+      <w:r>
+        <w:rPr>
+          <w:rFonts w:ascii="Times New Roman" w:hAnsi="Times New Roman"/>
+          <w:sz w:val="24"/>
+        </w:rPr>
+        <w:t xml:space="preserve"> Софроніє єрусалимський,</w:t>
+      </w:r>
+      <w:r>
+        <w:rPr>
+          <w:rFonts w:ascii="Times New Roman" w:hAnsi="Times New Roman"/>
+          <w:sz w:val="24"/>
+          <w:highlight w:val="white"/>
+        </w:rPr>
+        <w:t>*</w:t>
+      </w:r>
+      <w:r>
+        <w:rPr>
+          <w:rFonts w:ascii="Times New Roman" w:hAnsi="Times New Roman"/>
+          <w:sz w:val="24"/>
+        </w:rPr>
+        <w:t xml:space="preserve"> всемудрі слова по світу поширив ти.</w:t>
+      </w:r>
+      <w:r>
+        <w:rPr>
+          <w:rFonts w:ascii="Times New Roman" w:hAnsi="Times New Roman"/>
+          <w:sz w:val="24"/>
+          <w:highlight w:val="white"/>
+        </w:rPr>
+        <w:t>*</w:t>
+      </w:r>
+      <w:r>
+        <w:rPr>
+          <w:rFonts w:ascii="Times New Roman" w:hAnsi="Times New Roman"/>
+          <w:sz w:val="24"/>
+        </w:rPr>
+        <w:t xml:space="preserve"> Ними ж напоумлені співаємо тобі:</w:t>
+      </w:r>
+      <w:r>
+        <w:rPr>
+          <w:rFonts w:ascii="Times New Roman" w:hAnsi="Times New Roman"/>
+          <w:sz w:val="24"/>
+          <w:highlight w:val="white"/>
+        </w:rPr>
+        <w:t>*</w:t>
+      </w:r>
+      <w:r>
+        <w:rPr>
+          <w:rFonts w:ascii="Times New Roman" w:hAnsi="Times New Roman"/>
+          <w:sz w:val="24"/>
+        </w:rPr>
+        <w:t xml:space="preserve"> «Радуйся світла православних похвало».</w:t>
       </w:r>
     </w:p>
     <w:p>
